--- a/ocr_results/1. ОБРАЗЦЫ РУКОПИСНОГО ТЕКСТА/ТЭН486-01ПС.docx
+++ b/ocr_results/1. ОБРАЗЦЫ РУКОПИСНОГО ТЕКСТА/ТЭН486-01ПС.docx
@@ -8,7 +8,13 @@
       </w:pPr>
       <w:r>
         <w:rPr/>
-        <w:t>Инв. №235/953/9962</w:t>
+        <w:t>Инв. №</w:t>
+      </w:r>
+      <w:r>
+        <w:rPr>
+          <w:highlight w:val="yellow"/>
+        </w:rPr>
+        <w:t>235/953/9962</w:t>
       </w:r>
     </w:p>
     <w:p>
@@ -22,7 +28,9 @@
     </w:p>
     <w:p>
       <w:r>
-        <w:rPr/>
+        <w:rPr>
+          <w:highlight w:val="yellow"/>
+        </w:rPr>
         <w:t>[неразборчиво]</w:t>
       </w:r>
     </w:p>
@@ -35,7 +43,13 @@
     <w:p>
       <w:r>
         <w:rPr/>
-        <w:t>Заводской № Л219</w:t>
+        <w:t xml:space="preserve">Заводской № </w:t>
+      </w:r>
+      <w:r>
+        <w:rPr>
+          <w:highlight w:val="yellow"/>
+        </w:rPr>
+        <w:t>Л219</w:t>
       </w:r>
     </w:p>
     <w:p>
@@ -212,7 +226,9 @@
           </w:tcPr>
           <w:p>
             <w:r>
-              <w:rPr/>
+              <w:rPr>
+                <w:highlight w:val="yellow"/>
+              </w:rPr>
               <w:t>П219</w:t>
             </w:r>
           </w:p>
@@ -245,7 +261,9 @@
           </w:tcPr>
           <w:p>
             <w:r>
-              <w:rPr/>
+              <w:rPr>
+                <w:highlight w:val="yellow"/>
+              </w:rPr>
               <w:t>плюс 1,3</w:t>
             </w:r>
           </w:p>
@@ -388,6 +406,7 @@
             <w:r>
               <w:rPr>
                 <w:b/>
+                <w:highlight w:val="yellow"/>
               </w:rPr>
               <w:t>плпс 1,5</w:t>
             </w:r>
@@ -656,7 +675,9 @@
           </w:tcPr>
           <w:p>
             <w:r>
-              <w:rPr/>
+              <w:rPr>
+                <w:highlight w:val="yellow"/>
+              </w:rPr>
               <w:t>P219</w:t>
             </w:r>
           </w:p>
@@ -730,7 +751,9 @@
           </w:tcPr>
           <w:p>
             <w:r>
-              <w:rPr/>
+              <w:rPr>
+                <w:highlight w:val="yellow"/>
+              </w:rPr>
               <w:t>—</w:t>
             </w:r>
           </w:p>
@@ -793,7 +816,17 @@
     <w:p>
       <w:r>
         <w:rPr/>
-        <w:t>Нагрузка эталонная ТЭН486-01 заводской № 17219 соответствует техническим</w:t>
+        <w:t xml:space="preserve">Нагрузка эталонная ТЭН486-01 заводской № </w:t>
+      </w:r>
+      <w:r>
+        <w:rPr>
+          <w:highlight w:val="yellow"/>
+        </w:rPr>
+        <w:t>17219</w:t>
+      </w:r>
+      <w:r>
+        <w:rPr/>
+        <w:t xml:space="preserve"> соответствует техническим</w:t>
       </w:r>
     </w:p>
     <w:p>
@@ -1037,7 +1070,17 @@
     <w:p>
       <w:r>
         <w:rPr/>
-        <w:t>* Дата изготовления «17»</w:t>
+        <w:t>* Дата изготовления «</w:t>
+      </w:r>
+      <w:r>
+        <w:rPr>
+          <w:highlight w:val="yellow"/>
+        </w:rPr>
+        <w:t>17</w:t>
+      </w:r>
+      <w:r>
+        <w:rPr/>
+        <w:t>»</w:t>
       </w:r>
     </w:p>
     <w:p>
@@ -2375,7 +2418,9 @@
         <w:pStyle w:val="Heading1"/>
       </w:pPr>
       <w:r>
-        <w:rPr/>
+        <w:rPr>
+          <w:highlight w:val="yellow"/>
+        </w:rPr>
         <w:t>1910-21</w:t>
       </w:r>
     </w:p>
@@ -2384,7 +2429,9 @@
         <w:pStyle w:val="Heading2"/>
       </w:pPr>
       <w:r>
-        <w:rPr/>
+        <w:rPr>
+          <w:highlight w:val="yellow"/>
+        </w:rPr>
         <w:t>Осмотр арм приёме</w:t>
       </w:r>
     </w:p>
@@ -2393,7 +2440,9 @@
         <w:pStyle w:val="Heading2"/>
       </w:pPr>
       <w:r>
-        <w:rPr/>
+        <w:rPr>
+          <w:highlight w:val="yellow"/>
+        </w:rPr>
         <w:t>Заметканаб нат</w:t>
       </w:r>
     </w:p>
@@ -2402,7 +2451,9 @@
         <w:pStyle w:val="Heading2"/>
       </w:pPr>
       <w:r>
-        <w:rPr/>
+        <w:rPr>
+          <w:highlight w:val="yellow"/>
+        </w:rPr>
         <w:t>ИТ Микрос ХК</w:t>
       </w:r>
     </w:p>
@@ -2425,7 +2476,9 @@
           </w:tcPr>
           <w:p>
             <w:r>
-              <w:rPr/>
+              <w:rPr>
+                <w:highlight w:val="yellow"/>
+              </w:rPr>
               <w:t>25.12.21</w:t>
             </w:r>
           </w:p>
@@ -2436,28 +2489,36 @@
           </w:tcPr>
           <w:p>
             <w:r>
-              <w:rPr/>
+              <w:rPr>
+                <w:highlight w:val="yellow"/>
+              </w:rPr>
               <w:t>Функциональное</w:t>
             </w:r>
             <w:r>
               <w:br/>
             </w:r>
             <w:r>
-              <w:rPr/>
+              <w:rPr>
+                <w:highlight w:val="yellow"/>
+              </w:rPr>
               <w:t>Рефракционная часть ТЗН кулисирована</w:t>
             </w:r>
             <w:r>
               <w:br/>
             </w:r>
             <w:r>
-              <w:rPr/>
+              <w:rPr>
+                <w:highlight w:val="yellow"/>
+              </w:rPr>
               <w:t>кроме узелкового узла (см.заметки)</w:t>
             </w:r>
             <w:r>
               <w:br/>
             </w:r>
             <w:r>
-              <w:rPr/>
+              <w:rPr>
+                <w:highlight w:val="yellow"/>
+              </w:rPr>
               <w:t>ТАКТ/ТЗН вдруга, дайвентные компоненты</w:t>
             </w:r>
           </w:p>
@@ -2468,14 +2529,18 @@
           </w:tcPr>
           <w:p>
             <w:r>
-              <w:rPr/>
+              <w:rPr>
+                <w:highlight w:val="yellow"/>
+              </w:rPr>
               <w:t>сидор Лена (44)</w:t>
             </w:r>
             <w:r>
               <w:br/>
             </w:r>
             <w:r>
-              <w:rPr/>
+              <w:rPr>
+                <w:highlight w:val="yellow"/>
+              </w:rPr>
               <w:t>Миха Гарлы (4)</w:t>
             </w:r>
           </w:p>
@@ -2486,14 +2551,18 @@
           </w:tcPr>
           <w:p>
             <w:r>
-              <w:rPr/>
+              <w:rPr>
+                <w:highlight w:val="yellow"/>
+              </w:rPr>
               <w:t>КОНТРОЛЯНТЫ СПАР</w:t>
             </w:r>
             <w:r>
               <w:br/>
             </w:r>
             <w:r>
-              <w:rPr/>
+              <w:rPr>
+                <w:highlight w:val="yellow"/>
+              </w:rPr>
               <w:t>ПОД ДЕКАБРЬ</w:t>
             </w:r>
           </w:p>
@@ -2869,7 +2938,9 @@
           </w:tcPr>
           <w:p>
             <w:r>
-              <w:rPr/>
+              <w:rPr>
+                <w:highlight w:val="yellow"/>
+              </w:rPr>
               <w:t>*26.02.21</w:t>
             </w:r>
           </w:p>
@@ -2880,7 +2951,9 @@
           </w:tcPr>
           <w:p>
             <w:r>
-              <w:rPr/>
+              <w:rPr>
+                <w:highlight w:val="yellow"/>
+              </w:rPr>
               <w:t>—</w:t>
             </w:r>
           </w:p>
@@ -2891,7 +2964,9 @@
           </w:tcPr>
           <w:p>
             <w:r>
-              <w:rPr/>
+              <w:rPr>
+                <w:highlight w:val="yellow"/>
+              </w:rPr>
               <w:t>240</w:t>
             </w:r>
           </w:p>
@@ -2904,7 +2979,9 @@
           </w:tcPr>
           <w:p>
             <w:r>
-              <w:rPr/>
+              <w:rPr>
+                <w:highlight w:val="yellow"/>
+              </w:rPr>
               <w:t>19.10.21</w:t>
             </w:r>
           </w:p>
@@ -2915,7 +2992,9 @@
           </w:tcPr>
           <w:p>
             <w:r>
-              <w:rPr/>
+              <w:rPr>
+                <w:highlight w:val="yellow"/>
+              </w:rPr>
               <w:t>—</w:t>
             </w:r>
           </w:p>
@@ -2926,7 +3005,9 @@
           </w:tcPr>
           <w:p>
             <w:r>
-              <w:rPr/>
+              <w:rPr>
+                <w:highlight w:val="yellow"/>
+              </w:rPr>
               <w:t>243</w:t>
             </w:r>
           </w:p>
@@ -2939,7 +3020,9 @@
           </w:tcPr>
           <w:p>
             <w:r>
-              <w:rPr/>
+              <w:rPr>
+                <w:highlight w:val="yellow"/>
+              </w:rPr>
               <w:t>01.12.22</w:t>
             </w:r>
           </w:p>
@@ -2950,7 +3033,9 @@
           </w:tcPr>
           <w:p>
             <w:r>
-              <w:rPr/>
+              <w:rPr>
+                <w:highlight w:val="yellow"/>
+              </w:rPr>
               <w:t>—</w:t>
             </w:r>
           </w:p>
@@ -2961,7 +3046,9 @@
           </w:tcPr>
           <w:p>
             <w:r>
-              <w:rPr/>
+              <w:rPr>
+                <w:highlight w:val="yellow"/>
+              </w:rPr>
               <w:t>303</w:t>
             </w:r>
           </w:p>
@@ -3486,7 +3573,9 @@
     </w:p>
     <w:p>
       <w:r>
-        <w:rPr/>
+        <w:rPr>
+          <w:highlight w:val="yellow"/>
+        </w:rPr>
         <w:t>*Закрываемое, 26.09.21 ... [неразборчиво] не памать Сидор Емельянчик*</w:t>
       </w:r>
     </w:p>
